--- a/HW2Report.docx
+++ b/HW2Report.docx
@@ -17,6 +17,9 @@
     </w:p>
     <w:p>
       <w:r>
+        <w:rPr>
+          <w:noProof/>
+        </w:rPr>
         <w:drawing>
           <wp:inline distT="0" distB="0" distL="0" distR="0" wp14:anchorId="4A17E624" wp14:editId="4E9E06A7">
             <wp:extent cx="5943600" cy="3398520"/>
@@ -103,6 +106,101 @@
                       <a:avLst/>
                     </a:prstGeom>
                     <a:noFill/>
+                  </pic:spPr>
+                </pic:pic>
+              </a:graphicData>
+            </a:graphic>
+          </wp:inline>
+        </w:drawing>
+      </w:r>
+    </w:p>
+    <w:p>
+      <w:r>
+        <w:lastRenderedPageBreak/>
+        <w:t xml:space="preserve">Q9. </w:t>
+      </w:r>
+      <w:r>
+        <w:t>Integrate wandb logging</w:t>
+      </w:r>
+    </w:p>
+    <w:p>
+      <w:r>
+        <w:rPr>
+          <w:noProof/>
+        </w:rPr>
+        <w:drawing>
+          <wp:inline distT="0" distB="0" distL="0" distR="0" wp14:anchorId="79DE79DB" wp14:editId="2CA217CC">
+            <wp:extent cx="5943600" cy="4284980"/>
+            <wp:effectExtent l="0" t="0" r="0" b="1270"/>
+            <wp:docPr id="785199018" name="Picture 1"/>
+            <wp:cNvGraphicFramePr>
+              <a:graphicFrameLocks xmlns:a="http://schemas.openxmlformats.org/drawingml/2006/main" noChangeAspect="1"/>
+            </wp:cNvGraphicFramePr>
+            <a:graphic xmlns:a="http://schemas.openxmlformats.org/drawingml/2006/main">
+              <a:graphicData uri="http://schemas.openxmlformats.org/drawingml/2006/picture">
+                <pic:pic xmlns:pic="http://schemas.openxmlformats.org/drawingml/2006/picture">
+                  <pic:nvPicPr>
+                    <pic:cNvPr id="785199018" name=""/>
+                    <pic:cNvPicPr/>
+                  </pic:nvPicPr>
+                  <pic:blipFill>
+                    <a:blip r:embed="rId6"/>
+                    <a:stretch>
+                      <a:fillRect/>
+                    </a:stretch>
+                  </pic:blipFill>
+                  <pic:spPr>
+                    <a:xfrm>
+                      <a:off x="0" y="0"/>
+                      <a:ext cx="5943600" cy="4284980"/>
+                    </a:xfrm>
+                    <a:prstGeom prst="rect">
+                      <a:avLst/>
+                    </a:prstGeom>
+                  </pic:spPr>
+                </pic:pic>
+              </a:graphicData>
+            </a:graphic>
+          </wp:inline>
+        </w:drawing>
+      </w:r>
+    </w:p>
+    <w:p>
+      <w:r>
+        <w:t>Q10. As you can see below,  using 2 layers of GRU is better than 0 due to GRU using the words around it for context vs 0 which would be zero context.</w:t>
+      </w:r>
+    </w:p>
+    <w:p>
+      <w:r>
+        <w:drawing>
+          <wp:inline distT="0" distB="0" distL="0" distR="0" wp14:anchorId="565CF68E" wp14:editId="07F9863A">
+            <wp:extent cx="4495800" cy="2838981"/>
+            <wp:effectExtent l="0" t="0" r="0" b="0"/>
+            <wp:docPr id="1338706907" name="Picture 1"/>
+            <wp:cNvGraphicFramePr>
+              <a:graphicFrameLocks xmlns:a="http://schemas.openxmlformats.org/drawingml/2006/main" noChangeAspect="1"/>
+            </wp:cNvGraphicFramePr>
+            <a:graphic xmlns:a="http://schemas.openxmlformats.org/drawingml/2006/main">
+              <a:graphicData uri="http://schemas.openxmlformats.org/drawingml/2006/picture">
+                <pic:pic xmlns:pic="http://schemas.openxmlformats.org/drawingml/2006/picture">
+                  <pic:nvPicPr>
+                    <pic:cNvPr id="1338706907" name=""/>
+                    <pic:cNvPicPr/>
+                  </pic:nvPicPr>
+                  <pic:blipFill>
+                    <a:blip r:embed="rId7"/>
+                    <a:stretch>
+                      <a:fillRect/>
+                    </a:stretch>
+                  </pic:blipFill>
+                  <pic:spPr>
+                    <a:xfrm>
+                      <a:off x="0" y="0"/>
+                      <a:ext cx="4504618" cy="2844549"/>
+                    </a:xfrm>
+                    <a:prstGeom prst="rect">
+                      <a:avLst/>
+                    </a:prstGeom>
                   </pic:spPr>
                 </pic:pic>
               </a:graphicData>

--- a/HW2Report.docx
+++ b/HW2Report.docx
@@ -120,7 +120,15 @@
         <w:t xml:space="preserve">Q9. </w:t>
       </w:r>
       <w:r>
-        <w:t>Integrate wandb logging</w:t>
+        <w:t xml:space="preserve">Integrate </w:t>
+      </w:r>
+      <w:proofErr w:type="spellStart"/>
+      <w:r>
+        <w:t>wandb</w:t>
+      </w:r>
+      <w:proofErr w:type="spellEnd"/>
+      <w:r>
+        <w:t xml:space="preserve"> logging</w:t>
       </w:r>
     </w:p>
     <w:p>
@@ -172,6 +180,9 @@
     </w:p>
     <w:p>
       <w:r>
+        <w:rPr>
+          <w:noProof/>
+        </w:rPr>
         <w:drawing>
           <wp:inline distT="0" distB="0" distL="0" distR="0" wp14:anchorId="565CF68E" wp14:editId="07F9863A">
             <wp:extent cx="4495800" cy="2838981"/>
@@ -209,6 +220,79 @@
         </w:drawing>
       </w:r>
     </w:p>
+    <w:p>
+      <w:r>
+        <w:lastRenderedPageBreak/>
+        <w:t>Q11.</w:t>
+      </w:r>
+      <w:r>
+        <w:drawing>
+          <wp:inline distT="0" distB="0" distL="0" distR="0" wp14:anchorId="62E2D6CB" wp14:editId="499EAAFE">
+            <wp:extent cx="5943600" cy="2499360"/>
+            <wp:effectExtent l="0" t="0" r="0" b="0"/>
+            <wp:docPr id="2032952369" name="Picture 1"/>
+            <wp:cNvGraphicFramePr>
+              <a:graphicFrameLocks xmlns:a="http://schemas.openxmlformats.org/drawingml/2006/main" noChangeAspect="1"/>
+            </wp:cNvGraphicFramePr>
+            <a:graphic xmlns:a="http://schemas.openxmlformats.org/drawingml/2006/main">
+              <a:graphicData uri="http://schemas.openxmlformats.org/drawingml/2006/picture">
+                <pic:pic xmlns:pic="http://schemas.openxmlformats.org/drawingml/2006/picture">
+                  <pic:nvPicPr>
+                    <pic:cNvPr id="2032952369" name=""/>
+                    <pic:cNvPicPr/>
+                  </pic:nvPicPr>
+                  <pic:blipFill>
+                    <a:blip r:embed="rId8"/>
+                    <a:stretch>
+                      <a:fillRect/>
+                    </a:stretch>
+                  </pic:blipFill>
+                  <pic:spPr>
+                    <a:xfrm>
+                      <a:off x="0" y="0"/>
+                      <a:ext cx="5943600" cy="2499360"/>
+                    </a:xfrm>
+                    <a:prstGeom prst="rect">
+                      <a:avLst/>
+                    </a:prstGeom>
+                  </pic:spPr>
+                </pic:pic>
+              </a:graphicData>
+            </a:graphic>
+          </wp:inline>
+        </w:drawing>
+      </w:r>
+    </w:p>
+    <w:p>
+      <w:r>
+        <w:t xml:space="preserve">In the Graph above you can see when you turn off the residuals, you will get issues with the gradient norm going to zero. </w:t>
+      </w:r>
+      <w:r>
+        <w:t xml:space="preserve">The light blue line just hugs zero all the way down. </w:t>
+      </w:r>
+      <w:r>
+        <w:t>Which cause</w:t>
+      </w:r>
+      <w:r>
+        <w:t>s</w:t>
+      </w:r>
+      <w:r>
+        <w:t xml:space="preserve"> terrible accuracy in the validation set</w:t>
+      </w:r>
+      <w:r>
+        <w:t xml:space="preserve"> during training</w:t>
+      </w:r>
+      <w:r>
+        <w:t>.</w:t>
+      </w:r>
+      <w:r>
+        <w:t xml:space="preserve"> </w:t>
+      </w:r>
+      <w:r>
+        <w:t xml:space="preserve">You can also see with too many layers the accuracy can also get worse if you don’t have enough training data. </w:t>
+      </w:r>
+    </w:p>
+    <w:p/>
     <w:sectPr>
       <w:pgSz w:w="12240" w:h="15840"/>
       <w:pgMar w:top="1440" w:right="1440" w:bottom="1440" w:left="1440" w:header="720" w:footer="720" w:gutter="0"/>

--- a/HW2Report.docx
+++ b/HW2Report.docx
@@ -120,15 +120,7 @@
         <w:t xml:space="preserve">Q9. </w:t>
       </w:r>
       <w:r>
-        <w:t xml:space="preserve">Integrate </w:t>
-      </w:r>
-      <w:proofErr w:type="spellStart"/>
-      <w:r>
-        <w:t>wandb</w:t>
-      </w:r>
-      <w:proofErr w:type="spellEnd"/>
-      <w:r>
-        <w:t xml:space="preserve"> logging</w:t>
+        <w:t>Integrate wandb logging</w:t>
       </w:r>
     </w:p>
     <w:p>
@@ -226,6 +218,9 @@
         <w:t>Q11.</w:t>
       </w:r>
       <w:r>
+        <w:rPr>
+          <w:noProof/>
+        </w:rPr>
         <w:drawing>
           <wp:inline distT="0" distB="0" distL="0" distR="0" wp14:anchorId="62E2D6CB" wp14:editId="499EAAFE">
             <wp:extent cx="5943600" cy="2499360"/>
@@ -265,7 +260,58 @@
     </w:p>
     <w:p>
       <w:r>
-        <w:t xml:space="preserve">In the Graph above you can see when you turn off the residuals, you will get issues with the gradient norm going to zero. </w:t>
+        <w:drawing>
+          <wp:inline distT="0" distB="0" distL="0" distR="0" wp14:anchorId="149CCAA7" wp14:editId="782C6419">
+            <wp:extent cx="5785568" cy="2743200"/>
+            <wp:effectExtent l="0" t="0" r="5715" b="0"/>
+            <wp:docPr id="1063325846" name="Picture 1"/>
+            <wp:cNvGraphicFramePr>
+              <a:graphicFrameLocks xmlns:a="http://schemas.openxmlformats.org/drawingml/2006/main" noChangeAspect="1"/>
+            </wp:cNvGraphicFramePr>
+            <a:graphic xmlns:a="http://schemas.openxmlformats.org/drawingml/2006/main">
+              <a:graphicData uri="http://schemas.openxmlformats.org/drawingml/2006/picture">
+                <pic:pic xmlns:pic="http://schemas.openxmlformats.org/drawingml/2006/picture">
+                  <pic:nvPicPr>
+                    <pic:cNvPr id="1063325846" name=""/>
+                    <pic:cNvPicPr/>
+                  </pic:nvPicPr>
+                  <pic:blipFill>
+                    <a:blip r:embed="rId9"/>
+                    <a:stretch>
+                      <a:fillRect/>
+                    </a:stretch>
+                  </pic:blipFill>
+                  <pic:spPr>
+                    <a:xfrm>
+                      <a:off x="0" y="0"/>
+                      <a:ext cx="5788303" cy="2744497"/>
+                    </a:xfrm>
+                    <a:prstGeom prst="rect">
+                      <a:avLst/>
+                    </a:prstGeom>
+                  </pic:spPr>
+                </pic:pic>
+              </a:graphicData>
+            </a:graphic>
+          </wp:inline>
+        </w:drawing>
+      </w:r>
+    </w:p>
+    <w:p>
+      <w:r>
+        <w:t xml:space="preserve">In the </w:t>
+      </w:r>
+      <w:r>
+        <w:t>first g</w:t>
+      </w:r>
+      <w:r>
+        <w:t>raph above</w:t>
+      </w:r>
+      <w:r>
+        <w:t>,</w:t>
+      </w:r>
+      <w:r>
+        <w:t xml:space="preserve"> you can see when you turn off the residuals, you will get issues with the gradient norm going to zero. </w:t>
       </w:r>
       <w:r>
         <w:t xml:space="preserve">The light blue line just hugs zero all the way down. </w:t>
@@ -290,6 +336,9 @@
       </w:r>
       <w:r>
         <w:t xml:space="preserve">You can also see with too many layers the accuracy can also get worse if you don’t have enough training data. </w:t>
+      </w:r>
+      <w:r>
+        <w:t>Also the loss in the second graph stays high when you don’t have the residual connection.</w:t>
       </w:r>
     </w:p>
     <w:p/>

--- a/HW2Report.docx
+++ b/HW2Report.docx
@@ -36,7 +36,7 @@
                     <pic:cNvPicPr/>
                   </pic:nvPicPr>
                   <pic:blipFill>
-                    <a:blip r:embed="rId4"/>
+                    <a:blip r:embed="rId5"/>
                     <a:stretch>
                       <a:fillRect/>
                     </a:stretch>
@@ -85,7 +85,7 @@
                     </pic:cNvPicPr>
                   </pic:nvPicPr>
                   <pic:blipFill>
-                    <a:blip r:embed="rId5">
+                    <a:blip r:embed="rId6">
                       <a:extLst>
                         <a:ext uri="{28A0092B-C50C-407E-A947-70E740481C1C}">
                           <a14:useLocalDpi xmlns:a14="http://schemas.microsoft.com/office/drawing/2010/main" val="0"/>
@@ -144,7 +144,7 @@
                     <pic:cNvPicPr/>
                   </pic:nvPicPr>
                   <pic:blipFill>
-                    <a:blip r:embed="rId6"/>
+                    <a:blip r:embed="rId7"/>
                     <a:stretch>
                       <a:fillRect/>
                     </a:stretch>
@@ -167,7 +167,13 @@
     </w:p>
     <w:p>
       <w:r>
-        <w:t>Q10. As you can see below,  using 2 layers of GRU is better than 0 due to GRU using the words around it for context vs 0 which would be zero context.</w:t>
+        <w:t xml:space="preserve">Q10. As you can see </w:t>
+      </w:r>
+      <w:r>
+        <w:t>below, using</w:t>
+      </w:r>
+      <w:r>
+        <w:t xml:space="preserve"> 2 layers of GRU is better than 0 due to GRU using the words around it for context vs 0 which would be zero context.</w:t>
       </w:r>
     </w:p>
     <w:p>
@@ -191,7 +197,7 @@
                     <pic:cNvPicPr/>
                   </pic:nvPicPr>
                   <pic:blipFill>
-                    <a:blip r:embed="rId7"/>
+                    <a:blip r:embed="rId8"/>
                     <a:stretch>
                       <a:fillRect/>
                     </a:stretch>
@@ -237,7 +243,7 @@
                     <pic:cNvPicPr/>
                   </pic:nvPicPr>
                   <pic:blipFill>
-                    <a:blip r:embed="rId8"/>
+                    <a:blip r:embed="rId9"/>
                     <a:stretch>
                       <a:fillRect/>
                     </a:stretch>
@@ -260,6 +266,9 @@
     </w:p>
     <w:p>
       <w:r>
+        <w:rPr>
+          <w:noProof/>
+        </w:rPr>
         <w:drawing>
           <wp:inline distT="0" distB="0" distL="0" distR="0" wp14:anchorId="149CCAA7" wp14:editId="782C6419">
             <wp:extent cx="5785568" cy="2743200"/>
@@ -276,7 +285,7 @@
                     <pic:cNvPicPr/>
                   </pic:nvPicPr>
                   <pic:blipFill>
-                    <a:blip r:embed="rId9"/>
+                    <a:blip r:embed="rId10"/>
                     <a:stretch>
                       <a:fillRect/>
                     </a:stretch>
@@ -342,6 +351,231 @@
       </w:r>
     </w:p>
     <w:p/>
+    <w:p/>
+    <w:p/>
+    <w:p/>
+    <w:p>
+      <w:r>
+        <w:lastRenderedPageBreak/>
+        <w:t>Q12.</w:t>
+      </w:r>
+      <w:r>
+        <w:t xml:space="preserve"> </w:t>
+      </w:r>
+      <w:r>
+        <w:t>How many words did you encounter that did not have GloVe embeddings?</w:t>
+      </w:r>
+    </w:p>
+    <w:p>
+      <w:pPr>
+        <w:pStyle w:val="ListParagraph"/>
+        <w:numPr>
+          <w:ilvl w:val="0"/>
+          <w:numId w:val="1"/>
+        </w:numPr>
+      </w:pPr>
+      <w:r>
+        <w:t xml:space="preserve">number of words: 1336 </w:t>
+      </w:r>
+      <w:r>
+        <w:t xml:space="preserve">out </w:t>
+      </w:r>
+      <w:r>
+        <w:t>of 16358</w:t>
+      </w:r>
+      <w:r>
+        <w:t xml:space="preserve"> didn’t have embeddings. </w:t>
+      </w:r>
+      <w:r>
+        <w:t>Here are five words that don’t have the embeddings.</w:t>
+      </w:r>
+    </w:p>
+    <w:p>
+      <w:r>
+        <w:t>'akkab", 'jubur', 'batawi', 'sarhid', 'clientelage'</w:t>
+      </w:r>
+    </w:p>
+    <w:p>
+      <w:pPr>
+        <w:pStyle w:val="ListParagraph"/>
+        <w:numPr>
+          <w:ilvl w:val="0"/>
+          <w:numId w:val="1"/>
+        </w:numPr>
+      </w:pPr>
+      <w:r>
+        <w:t>You can see in the graphs below, when you use the glove embeds, they will have faster improvements with a better over all accuracy gain. It is interesting to see in the loss/val set the loss becomes higher over time with glove being true.</w:t>
+      </w:r>
+    </w:p>
+    <w:p>
+      <w:pPr>
+        <w:ind w:left="360"/>
+      </w:pPr>
+      <w:r>
+        <w:drawing>
+          <wp:inline distT="0" distB="0" distL="0" distR="0" wp14:anchorId="7DE910EE" wp14:editId="6A2EBD19">
+            <wp:extent cx="5943600" cy="2528570"/>
+            <wp:effectExtent l="0" t="0" r="0" b="5080"/>
+            <wp:docPr id="312458740" name="Picture 1"/>
+            <wp:cNvGraphicFramePr>
+              <a:graphicFrameLocks xmlns:a="http://schemas.openxmlformats.org/drawingml/2006/main" noChangeAspect="1"/>
+            </wp:cNvGraphicFramePr>
+            <a:graphic xmlns:a="http://schemas.openxmlformats.org/drawingml/2006/main">
+              <a:graphicData uri="http://schemas.openxmlformats.org/drawingml/2006/picture">
+                <pic:pic xmlns:pic="http://schemas.openxmlformats.org/drawingml/2006/picture">
+                  <pic:nvPicPr>
+                    <pic:cNvPr id="312458740" name=""/>
+                    <pic:cNvPicPr/>
+                  </pic:nvPicPr>
+                  <pic:blipFill>
+                    <a:blip r:embed="rId11"/>
+                    <a:stretch>
+                      <a:fillRect/>
+                    </a:stretch>
+                  </pic:blipFill>
+                  <pic:spPr>
+                    <a:xfrm>
+                      <a:off x="0" y="0"/>
+                      <a:ext cx="5943600" cy="2528570"/>
+                    </a:xfrm>
+                    <a:prstGeom prst="rect">
+                      <a:avLst/>
+                    </a:prstGeom>
+                  </pic:spPr>
+                </pic:pic>
+              </a:graphicData>
+            </a:graphic>
+          </wp:inline>
+        </w:drawing>
+      </w:r>
+    </w:p>
+    <w:p>
+      <w:pPr>
+        <w:ind w:left="360"/>
+      </w:pPr>
+      <w:r>
+        <w:drawing>
+          <wp:inline distT="0" distB="0" distL="0" distR="0" wp14:anchorId="23C69F9C" wp14:editId="37C0C513">
+            <wp:extent cx="5943600" cy="2593340"/>
+            <wp:effectExtent l="0" t="0" r="0" b="0"/>
+            <wp:docPr id="755556370" name="Picture 1"/>
+            <wp:cNvGraphicFramePr>
+              <a:graphicFrameLocks xmlns:a="http://schemas.openxmlformats.org/drawingml/2006/main" noChangeAspect="1"/>
+            </wp:cNvGraphicFramePr>
+            <a:graphic xmlns:a="http://schemas.openxmlformats.org/drawingml/2006/main">
+              <a:graphicData uri="http://schemas.openxmlformats.org/drawingml/2006/picture">
+                <pic:pic xmlns:pic="http://schemas.openxmlformats.org/drawingml/2006/picture">
+                  <pic:nvPicPr>
+                    <pic:cNvPr id="755556370" name=""/>
+                    <pic:cNvPicPr/>
+                  </pic:nvPicPr>
+                  <pic:blipFill>
+                    <a:blip r:embed="rId12"/>
+                    <a:stretch>
+                      <a:fillRect/>
+                    </a:stretch>
+                  </pic:blipFill>
+                  <pic:spPr>
+                    <a:xfrm>
+                      <a:off x="0" y="0"/>
+                      <a:ext cx="5943600" cy="2593340"/>
+                    </a:xfrm>
+                    <a:prstGeom prst="rect">
+                      <a:avLst/>
+                    </a:prstGeom>
+                  </pic:spPr>
+                </pic:pic>
+              </a:graphicData>
+            </a:graphic>
+          </wp:inline>
+        </w:drawing>
+      </w:r>
+    </w:p>
+    <w:p>
+      <w:pPr>
+        <w:ind w:left="360"/>
+      </w:pPr>
+      <w:r>
+        <w:lastRenderedPageBreak/>
+        <w:drawing>
+          <wp:inline distT="0" distB="0" distL="0" distR="0" wp14:anchorId="2A84B423" wp14:editId="3BC3929E">
+            <wp:extent cx="5943600" cy="2628265"/>
+            <wp:effectExtent l="0" t="0" r="0" b="635"/>
+            <wp:docPr id="1027634672" name="Picture 1"/>
+            <wp:cNvGraphicFramePr>
+              <a:graphicFrameLocks xmlns:a="http://schemas.openxmlformats.org/drawingml/2006/main" noChangeAspect="1"/>
+            </wp:cNvGraphicFramePr>
+            <a:graphic xmlns:a="http://schemas.openxmlformats.org/drawingml/2006/main">
+              <a:graphicData uri="http://schemas.openxmlformats.org/drawingml/2006/picture">
+                <pic:pic xmlns:pic="http://schemas.openxmlformats.org/drawingml/2006/picture">
+                  <pic:nvPicPr>
+                    <pic:cNvPr id="1027634672" name=""/>
+                    <pic:cNvPicPr/>
+                  </pic:nvPicPr>
+                  <pic:blipFill>
+                    <a:blip r:embed="rId13"/>
+                    <a:stretch>
+                      <a:fillRect/>
+                    </a:stretch>
+                  </pic:blipFill>
+                  <pic:spPr>
+                    <a:xfrm>
+                      <a:off x="0" y="0"/>
+                      <a:ext cx="5943600" cy="2628265"/>
+                    </a:xfrm>
+                    <a:prstGeom prst="rect">
+                      <a:avLst/>
+                    </a:prstGeom>
+                  </pic:spPr>
+                </pic:pic>
+              </a:graphicData>
+            </a:graphic>
+          </wp:inline>
+        </w:drawing>
+      </w:r>
+    </w:p>
+    <w:p>
+      <w:pPr>
+        <w:ind w:left="360"/>
+      </w:pPr>
+      <w:r>
+        <w:drawing>
+          <wp:inline distT="0" distB="0" distL="0" distR="0" wp14:anchorId="5A97F014" wp14:editId="778C7F10">
+            <wp:extent cx="5943600" cy="2571750"/>
+            <wp:effectExtent l="0" t="0" r="0" b="0"/>
+            <wp:docPr id="858448210" name="Picture 1"/>
+            <wp:cNvGraphicFramePr>
+              <a:graphicFrameLocks xmlns:a="http://schemas.openxmlformats.org/drawingml/2006/main" noChangeAspect="1"/>
+            </wp:cNvGraphicFramePr>
+            <a:graphic xmlns:a="http://schemas.openxmlformats.org/drawingml/2006/main">
+              <a:graphicData uri="http://schemas.openxmlformats.org/drawingml/2006/picture">
+                <pic:pic xmlns:pic="http://schemas.openxmlformats.org/drawingml/2006/picture">
+                  <pic:nvPicPr>
+                    <pic:cNvPr id="858448210" name=""/>
+                    <pic:cNvPicPr/>
+                  </pic:nvPicPr>
+                  <pic:blipFill>
+                    <a:blip r:embed="rId14"/>
+                    <a:stretch>
+                      <a:fillRect/>
+                    </a:stretch>
+                  </pic:blipFill>
+                  <pic:spPr>
+                    <a:xfrm>
+                      <a:off x="0" y="0"/>
+                      <a:ext cx="5943600" cy="2571750"/>
+                    </a:xfrm>
+                    <a:prstGeom prst="rect">
+                      <a:avLst/>
+                    </a:prstGeom>
+                  </pic:spPr>
+                </pic:pic>
+              </a:graphicData>
+            </a:graphic>
+          </wp:inline>
+        </w:drawing>
+      </w:r>
+    </w:p>
     <w:sectPr>
       <w:pgSz w:w="12240" w:h="15840"/>
       <w:pgMar w:top="1440" w:right="1440" w:bottom="1440" w:left="1440" w:header="720" w:footer="720" w:gutter="0"/>
@@ -350,6 +584,103 @@
     </w:sectPr>
   </w:body>
 </w:document>
+</file>
+
+<file path=word/numbering.xml><?xml version="1.0" encoding="utf-8"?>
+<w:numbering xmlns:wpc="http://schemas.microsoft.com/office/word/2010/wordprocessingCanvas" xmlns:cx="http://schemas.microsoft.com/office/drawing/2014/chartex" xmlns:cx1="http://schemas.microsoft.com/office/drawing/2015/9/8/chartex" xmlns:cx2="http://schemas.microsoft.com/office/drawing/2015/10/21/chartex" xmlns:cx3="http://schemas.microsoft.com/office/drawing/2016/5/9/chartex" xmlns:cx4="http://schemas.microsoft.com/office/drawing/2016/5/10/chartex" xmlns:cx5="http://schemas.microsoft.com/office/drawing/2016/5/11/chartex" xmlns:cx6="http://schemas.microsoft.com/office/drawing/2016/5/12/chartex" xmlns:cx7="http://schemas.microsoft.com/office/drawing/2016/5/13/chartex" xmlns:cx8="http://schemas.microsoft.com/office/drawing/2016/5/14/chartex" xmlns:mc="http://schemas.openxmlformats.org/markup-compatibility/2006" xmlns:aink="http://schemas.microsoft.com/office/drawing/2016/ink" xmlns:am3d="http://schemas.microsoft.com/office/drawing/2017/model3d" xmlns:o="urn:schemas-microsoft-com:office:office" xmlns:oel="http://schemas.microsoft.com/office/2019/extlst" xmlns:r="http://schemas.openxmlformats.org/officeDocument/2006/relationships" xmlns:m="http://schemas.openxmlformats.org/officeDocument/2006/math" xmlns:v="urn:schemas-microsoft-com:vml" xmlns:wp14="http://schemas.microsoft.com/office/word/2010/wordprocessingDrawing" xmlns:wp="http://schemas.openxmlformats.org/drawingml/2006/wordprocessingDrawing" xmlns:w10="urn:schemas-microsoft-com:office:word" xmlns:w="http://schemas.openxmlformats.org/wordprocessingml/2006/main" xmlns:w14="http://schemas.microsoft.com/office/word/2010/wordml" xmlns:w15="http://schemas.microsoft.com/office/word/2012/wordml" xmlns:w16cex="http://schemas.microsoft.com/office/word/2018/wordml/cex" xmlns:w16cid="http://schemas.microsoft.com/office/word/2016/wordml/cid" xmlns:w16="http://schemas.microsoft.com/office/word/2018/wordml" xmlns:w16du="http://schemas.microsoft.com/office/word/2023/wordml/word16du" xmlns:w16sdtdh="http://schemas.microsoft.com/office/word/2020/wordml/sdtdatahash" xmlns:w16sdtfl="http://schemas.microsoft.com/office/word/2024/wordml/sdtformatlock" xmlns:w16se="http://schemas.microsoft.com/office/word/2015/wordml/symex" xmlns:wpg="http://schemas.microsoft.com/office/word/2010/wordprocessingGroup" xmlns:wpi="http://schemas.microsoft.com/office/word/2010/wordprocessingInk" xmlns:wne="http://schemas.microsoft.com/office/word/2006/wordml" xmlns:wps="http://schemas.microsoft.com/office/word/2010/wordprocessingShape" mc:Ignorable="w14 w15 w16se w16cid w16 w16cex w16sdtdh w16sdtfl w16du wp14">
+  <w:abstractNum w:abstractNumId="0" w15:restartNumberingAfterBreak="0">
+    <w:nsid w:val="3E237B4C"/>
+    <w:multiLevelType w:val="hybridMultilevel"/>
+    <w:tmpl w:val="2E6E8ABC"/>
+    <w:lvl w:ilvl="0" w:tplc="0409000F">
+      <w:start w:val="1"/>
+      <w:numFmt w:val="decimal"/>
+      <w:lvlText w:val="%1."/>
+      <w:lvlJc w:val="left"/>
+      <w:pPr>
+        <w:ind w:left="720" w:hanging="360"/>
+      </w:pPr>
+      <w:rPr>
+        <w:rFonts w:hint="default"/>
+      </w:rPr>
+    </w:lvl>
+    <w:lvl w:ilvl="1" w:tplc="04090019" w:tentative="1">
+      <w:start w:val="1"/>
+      <w:numFmt w:val="lowerLetter"/>
+      <w:lvlText w:val="%2."/>
+      <w:lvlJc w:val="left"/>
+      <w:pPr>
+        <w:ind w:left="1440" w:hanging="360"/>
+      </w:pPr>
+    </w:lvl>
+    <w:lvl w:ilvl="2" w:tplc="0409001B" w:tentative="1">
+      <w:start w:val="1"/>
+      <w:numFmt w:val="lowerRoman"/>
+      <w:lvlText w:val="%3."/>
+      <w:lvlJc w:val="right"/>
+      <w:pPr>
+        <w:ind w:left="2160" w:hanging="180"/>
+      </w:pPr>
+    </w:lvl>
+    <w:lvl w:ilvl="3" w:tplc="0409000F" w:tentative="1">
+      <w:start w:val="1"/>
+      <w:numFmt w:val="decimal"/>
+      <w:lvlText w:val="%4."/>
+      <w:lvlJc w:val="left"/>
+      <w:pPr>
+        <w:ind w:left="2880" w:hanging="360"/>
+      </w:pPr>
+    </w:lvl>
+    <w:lvl w:ilvl="4" w:tplc="04090019" w:tentative="1">
+      <w:start w:val="1"/>
+      <w:numFmt w:val="lowerLetter"/>
+      <w:lvlText w:val="%5."/>
+      <w:lvlJc w:val="left"/>
+      <w:pPr>
+        <w:ind w:left="3600" w:hanging="360"/>
+      </w:pPr>
+    </w:lvl>
+    <w:lvl w:ilvl="5" w:tplc="0409001B" w:tentative="1">
+      <w:start w:val="1"/>
+      <w:numFmt w:val="lowerRoman"/>
+      <w:lvlText w:val="%6."/>
+      <w:lvlJc w:val="right"/>
+      <w:pPr>
+        <w:ind w:left="4320" w:hanging="180"/>
+      </w:pPr>
+    </w:lvl>
+    <w:lvl w:ilvl="6" w:tplc="0409000F" w:tentative="1">
+      <w:start w:val="1"/>
+      <w:numFmt w:val="decimal"/>
+      <w:lvlText w:val="%7."/>
+      <w:lvlJc w:val="left"/>
+      <w:pPr>
+        <w:ind w:left="5040" w:hanging="360"/>
+      </w:pPr>
+    </w:lvl>
+    <w:lvl w:ilvl="7" w:tplc="04090019" w:tentative="1">
+      <w:start w:val="1"/>
+      <w:numFmt w:val="lowerLetter"/>
+      <w:lvlText w:val="%8."/>
+      <w:lvlJc w:val="left"/>
+      <w:pPr>
+        <w:ind w:left="5760" w:hanging="360"/>
+      </w:pPr>
+    </w:lvl>
+    <w:lvl w:ilvl="8" w:tplc="0409001B" w:tentative="1">
+      <w:start w:val="1"/>
+      <w:numFmt w:val="lowerRoman"/>
+      <w:lvlText w:val="%9."/>
+      <w:lvlJc w:val="right"/>
+      <w:pPr>
+        <w:ind w:left="6480" w:hanging="180"/>
+      </w:pPr>
+    </w:lvl>
+  </w:abstractNum>
+  <w:num w:numId="1" w16cid:durableId="1221137772">
+    <w:abstractNumId w:val="0"/>
+  </w:num>
+</w:numbering>
 </file>
 
 <file path=word/styles.xml><?xml version="1.0" encoding="utf-8"?>
@@ -955,7 +1286,6 @@
   <w:style w:type="character" w:default="1" w:styleId="DefaultParagraphFont">
     <w:name w:val="Default Paragraph Font"/>
     <w:uiPriority w:val="1"/>
-    <w:semiHidden/>
     <w:unhideWhenUsed/>
   </w:style>
   <w:style w:type="table" w:default="1" w:styleId="TableNormal">

--- a/HW2Report.docx
+++ b/HW2Report.docx
@@ -412,6 +412,9 @@
         <w:ind w:left="360"/>
       </w:pPr>
       <w:r>
+        <w:rPr>
+          <w:noProof/>
+        </w:rPr>
         <w:drawing>
           <wp:inline distT="0" distB="0" distL="0" distR="0" wp14:anchorId="7DE910EE" wp14:editId="6A2EBD19">
             <wp:extent cx="5943600" cy="2528570"/>
@@ -454,6 +457,9 @@
         <w:ind w:left="360"/>
       </w:pPr>
       <w:r>
+        <w:rPr>
+          <w:noProof/>
+        </w:rPr>
         <w:drawing>
           <wp:inline distT="0" distB="0" distL="0" distR="0" wp14:anchorId="23C69F9C" wp14:editId="37C0C513">
             <wp:extent cx="5943600" cy="2593340"/>
@@ -496,6 +502,9 @@
         <w:ind w:left="360"/>
       </w:pPr>
       <w:r>
+        <w:rPr>
+          <w:noProof/>
+        </w:rPr>
         <w:lastRenderedPageBreak/>
         <w:drawing>
           <wp:inline distT="0" distB="0" distL="0" distR="0" wp14:anchorId="2A84B423" wp14:editId="3BC3929E">
@@ -539,6 +548,9 @@
         <w:ind w:left="360"/>
       </w:pPr>
       <w:r>
+        <w:rPr>
+          <w:noProof/>
+        </w:rPr>
         <w:drawing>
           <wp:inline distT="0" distB="0" distL="0" distR="0" wp14:anchorId="5A97F014" wp14:editId="778C7F10">
             <wp:extent cx="5943600" cy="2571750"/>
@@ -564,6 +576,180 @@
                     <a:xfrm>
                       <a:off x="0" y="0"/>
                       <a:ext cx="5943600" cy="2571750"/>
+                    </a:xfrm>
+                    <a:prstGeom prst="rect">
+                      <a:avLst/>
+                    </a:prstGeom>
+                  </pic:spPr>
+                </pic:pic>
+              </a:graphicData>
+            </a:graphic>
+          </wp:inline>
+        </w:drawing>
+      </w:r>
+    </w:p>
+    <w:p>
+      <w:r>
+        <w:t>Q13.</w:t>
+      </w:r>
+    </w:p>
+    <w:p>
+      <w:pPr>
+        <w:ind w:left="360"/>
+      </w:pPr>
+      <w:r>
+        <w:drawing>
+          <wp:inline distT="0" distB="0" distL="0" distR="0" wp14:anchorId="3E85A718" wp14:editId="1F715006">
+            <wp:extent cx="2766060" cy="773560"/>
+            <wp:effectExtent l="0" t="0" r="0" b="7620"/>
+            <wp:docPr id="260555903" name="Picture 1"/>
+            <wp:cNvGraphicFramePr>
+              <a:graphicFrameLocks xmlns:a="http://schemas.openxmlformats.org/drawingml/2006/main" noChangeAspect="1"/>
+            </wp:cNvGraphicFramePr>
+            <a:graphic xmlns:a="http://schemas.openxmlformats.org/drawingml/2006/main">
+              <a:graphicData uri="http://schemas.openxmlformats.org/drawingml/2006/picture">
+                <pic:pic xmlns:pic="http://schemas.openxmlformats.org/drawingml/2006/picture">
+                  <pic:nvPicPr>
+                    <pic:cNvPr id="260555903" name=""/>
+                    <pic:cNvPicPr/>
+                  </pic:nvPicPr>
+                  <pic:blipFill>
+                    <a:blip r:embed="rId15"/>
+                    <a:stretch>
+                      <a:fillRect/>
+                    </a:stretch>
+                  </pic:blipFill>
+                  <pic:spPr>
+                    <a:xfrm>
+                      <a:off x="0" y="0"/>
+                      <a:ext cx="2789617" cy="780148"/>
+                    </a:xfrm>
+                    <a:prstGeom prst="rect">
+                      <a:avLst/>
+                    </a:prstGeom>
+                  </pic:spPr>
+                </pic:pic>
+              </a:graphicData>
+            </a:graphic>
+          </wp:inline>
+        </w:drawing>
+      </w:r>
+    </w:p>
+    <w:p>
+      <w:pPr>
+        <w:ind w:left="360"/>
+      </w:pPr>
+      <w:r>
+        <w:drawing>
+          <wp:inline distT="0" distB="0" distL="0" distR="0" wp14:anchorId="2F1DE172" wp14:editId="32D09CF5">
+            <wp:extent cx="5672456" cy="1501140"/>
+            <wp:effectExtent l="0" t="0" r="4445" b="3810"/>
+            <wp:docPr id="518166940" name="Picture 1"/>
+            <wp:cNvGraphicFramePr>
+              <a:graphicFrameLocks xmlns:a="http://schemas.openxmlformats.org/drawingml/2006/main" noChangeAspect="1"/>
+            </wp:cNvGraphicFramePr>
+            <a:graphic xmlns:a="http://schemas.openxmlformats.org/drawingml/2006/main">
+              <a:graphicData uri="http://schemas.openxmlformats.org/drawingml/2006/picture">
+                <pic:pic xmlns:pic="http://schemas.openxmlformats.org/drawingml/2006/picture">
+                  <pic:nvPicPr>
+                    <pic:cNvPr id="518166940" name=""/>
+                    <pic:cNvPicPr/>
+                  </pic:nvPicPr>
+                  <pic:blipFill>
+                    <a:blip r:embed="rId16"/>
+                    <a:stretch>
+                      <a:fillRect/>
+                    </a:stretch>
+                  </pic:blipFill>
+                  <pic:spPr>
+                    <a:xfrm>
+                      <a:off x="0" y="0"/>
+                      <a:ext cx="5699959" cy="1508418"/>
+                    </a:xfrm>
+                    <a:prstGeom prst="rect">
+                      <a:avLst/>
+                    </a:prstGeom>
+                  </pic:spPr>
+                </pic:pic>
+              </a:graphicData>
+            </a:graphic>
+          </wp:inline>
+        </w:drawing>
+      </w:r>
+    </w:p>
+    <w:p>
+      <w:pPr>
+        <w:ind w:left="360"/>
+      </w:pPr>
+      <w:r>
+        <w:lastRenderedPageBreak/>
+        <w:drawing>
+          <wp:inline distT="0" distB="0" distL="0" distR="0" wp14:anchorId="2DEFBFDE" wp14:editId="0341B0FC">
+            <wp:extent cx="5943600" cy="1387475"/>
+            <wp:effectExtent l="0" t="0" r="0" b="3175"/>
+            <wp:docPr id="134974880" name="Picture 1"/>
+            <wp:cNvGraphicFramePr>
+              <a:graphicFrameLocks xmlns:a="http://schemas.openxmlformats.org/drawingml/2006/main" noChangeAspect="1"/>
+            </wp:cNvGraphicFramePr>
+            <a:graphic xmlns:a="http://schemas.openxmlformats.org/drawingml/2006/main">
+              <a:graphicData uri="http://schemas.openxmlformats.org/drawingml/2006/picture">
+                <pic:pic xmlns:pic="http://schemas.openxmlformats.org/drawingml/2006/picture">
+                  <pic:nvPicPr>
+                    <pic:cNvPr id="134974880" name=""/>
+                    <pic:cNvPicPr/>
+                  </pic:nvPicPr>
+                  <pic:blipFill>
+                    <a:blip r:embed="rId17"/>
+                    <a:stretch>
+                      <a:fillRect/>
+                    </a:stretch>
+                  </pic:blipFill>
+                  <pic:spPr>
+                    <a:xfrm>
+                      <a:off x="0" y="0"/>
+                      <a:ext cx="5943600" cy="1387475"/>
+                    </a:xfrm>
+                    <a:prstGeom prst="rect">
+                      <a:avLst/>
+                    </a:prstGeom>
+                  </pic:spPr>
+                </pic:pic>
+              </a:graphicData>
+            </a:graphic>
+          </wp:inline>
+        </w:drawing>
+      </w:r>
+    </w:p>
+    <w:p>
+      <w:pPr>
+        <w:ind w:left="360"/>
+      </w:pPr>
+      <w:r>
+        <w:drawing>
+          <wp:inline distT="0" distB="0" distL="0" distR="0" wp14:anchorId="45032A4E" wp14:editId="257AC309">
+            <wp:extent cx="4511431" cy="2179509"/>
+            <wp:effectExtent l="0" t="0" r="3810" b="0"/>
+            <wp:docPr id="1331521238" name="Picture 1"/>
+            <wp:cNvGraphicFramePr>
+              <a:graphicFrameLocks xmlns:a="http://schemas.openxmlformats.org/drawingml/2006/main" noChangeAspect="1"/>
+            </wp:cNvGraphicFramePr>
+            <a:graphic xmlns:a="http://schemas.openxmlformats.org/drawingml/2006/main">
+              <a:graphicData uri="http://schemas.openxmlformats.org/drawingml/2006/picture">
+                <pic:pic xmlns:pic="http://schemas.openxmlformats.org/drawingml/2006/picture">
+                  <pic:nvPicPr>
+                    <pic:cNvPr id="1331521238" name=""/>
+                    <pic:cNvPicPr/>
+                  </pic:nvPicPr>
+                  <pic:blipFill>
+                    <a:blip r:embed="rId18"/>
+                    <a:stretch>
+                      <a:fillRect/>
+                    </a:stretch>
+                  </pic:blipFill>
+                  <pic:spPr>
+                    <a:xfrm>
+                      <a:off x="0" y="0"/>
+                      <a:ext cx="4511431" cy="2179509"/>
                     </a:xfrm>
                     <a:prstGeom prst="rect">
                       <a:avLst/>
@@ -1286,6 +1472,7 @@
   <w:style w:type="character" w:default="1" w:styleId="DefaultParagraphFont">
     <w:name w:val="Default Paragraph Font"/>
     <w:uiPriority w:val="1"/>
+    <w:semiHidden/>
     <w:unhideWhenUsed/>
   </w:style>
   <w:style w:type="table" w:default="1" w:styleId="TableNormal">

--- a/HW2Report.docx
+++ b/HW2Report.docx
@@ -598,6 +598,9 @@
         <w:ind w:left="360"/>
       </w:pPr>
       <w:r>
+        <w:rPr>
+          <w:noProof/>
+        </w:rPr>
         <w:drawing>
           <wp:inline distT="0" distB="0" distL="0" distR="0" wp14:anchorId="3E85A718" wp14:editId="1F715006">
             <wp:extent cx="2766060" cy="773560"/>
@@ -640,6 +643,9 @@
         <w:ind w:left="360"/>
       </w:pPr>
       <w:r>
+        <w:rPr>
+          <w:noProof/>
+        </w:rPr>
         <w:drawing>
           <wp:inline distT="0" distB="0" distL="0" distR="0" wp14:anchorId="2F1DE172" wp14:editId="32D09CF5">
             <wp:extent cx="5672456" cy="1501140"/>
@@ -682,6 +688,9 @@
         <w:ind w:left="360"/>
       </w:pPr>
       <w:r>
+        <w:rPr>
+          <w:noProof/>
+        </w:rPr>
         <w:lastRenderedPageBreak/>
         <w:drawing>
           <wp:inline distT="0" distB="0" distL="0" distR="0" wp14:anchorId="2DEFBFDE" wp14:editId="0341B0FC">
@@ -725,6 +734,9 @@
         <w:ind w:left="360"/>
       </w:pPr>
       <w:r>
+        <w:rPr>
+          <w:noProof/>
+        </w:rPr>
         <w:drawing>
           <wp:inline distT="0" distB="0" distL="0" distR="0" wp14:anchorId="45032A4E" wp14:editId="257AC309">
             <wp:extent cx="4511431" cy="2179509"/>
@@ -750,6 +762,234 @@
                     <a:xfrm>
                       <a:off x="0" y="0"/>
                       <a:ext cx="4511431" cy="2179509"/>
+                    </a:xfrm>
+                    <a:prstGeom prst="rect">
+                      <a:avLst/>
+                    </a:prstGeom>
+                  </pic:spPr>
+                </pic:pic>
+              </a:graphicData>
+            </a:graphic>
+          </wp:inline>
+        </w:drawing>
+      </w:r>
+    </w:p>
+    <w:p>
+      <w:pPr>
+        <w:ind w:left="360"/>
+      </w:pPr>
+      <w:r>
+        <w:t>Q20.</w:t>
+      </w:r>
+      <w:r>
+        <w:t xml:space="preserve"> Here is the accuracy and training for the attention patterns.</w:t>
+      </w:r>
+    </w:p>
+    <w:p>
+      <w:pPr>
+        <w:ind w:left="360"/>
+      </w:pPr>
+    </w:p>
+    <w:p>
+      <w:pPr>
+        <w:ind w:left="360"/>
+      </w:pPr>
+      <w:r>
+        <w:drawing>
+          <wp:inline distT="0" distB="0" distL="0" distR="0" wp14:anchorId="2960B065" wp14:editId="4B949809">
+            <wp:extent cx="5943600" cy="2566670"/>
+            <wp:effectExtent l="0" t="0" r="0" b="5080"/>
+            <wp:docPr id="944172903" name="Picture 1"/>
+            <wp:cNvGraphicFramePr>
+              <a:graphicFrameLocks xmlns:a="http://schemas.openxmlformats.org/drawingml/2006/main" noChangeAspect="1"/>
+            </wp:cNvGraphicFramePr>
+            <a:graphic xmlns:a="http://schemas.openxmlformats.org/drawingml/2006/main">
+              <a:graphicData uri="http://schemas.openxmlformats.org/drawingml/2006/picture">
+                <pic:pic xmlns:pic="http://schemas.openxmlformats.org/drawingml/2006/picture">
+                  <pic:nvPicPr>
+                    <pic:cNvPr id="944172903" name=""/>
+                    <pic:cNvPicPr/>
+                  </pic:nvPicPr>
+                  <pic:blipFill>
+                    <a:blip r:embed="rId19"/>
+                    <a:stretch>
+                      <a:fillRect/>
+                    </a:stretch>
+                  </pic:blipFill>
+                  <pic:spPr>
+                    <a:xfrm>
+                      <a:off x="0" y="0"/>
+                      <a:ext cx="5943600" cy="2566670"/>
+                    </a:xfrm>
+                    <a:prstGeom prst="rect">
+                      <a:avLst/>
+                    </a:prstGeom>
+                  </pic:spPr>
+                </pic:pic>
+              </a:graphicData>
+            </a:graphic>
+          </wp:inline>
+        </w:drawing>
+      </w:r>
+    </w:p>
+    <w:p>
+      <w:pPr>
+        <w:ind w:left="360"/>
+      </w:pPr>
+      <w:r>
+        <w:lastRenderedPageBreak/>
+        <w:drawing>
+          <wp:inline distT="0" distB="0" distL="0" distR="0" wp14:anchorId="0F347BDE" wp14:editId="6D4DA83F">
+            <wp:extent cx="5943600" cy="2479040"/>
+            <wp:effectExtent l="0" t="0" r="0" b="0"/>
+            <wp:docPr id="1370765234" name="Picture 1"/>
+            <wp:cNvGraphicFramePr>
+              <a:graphicFrameLocks xmlns:a="http://schemas.openxmlformats.org/drawingml/2006/main" noChangeAspect="1"/>
+            </wp:cNvGraphicFramePr>
+            <a:graphic xmlns:a="http://schemas.openxmlformats.org/drawingml/2006/main">
+              <a:graphicData uri="http://schemas.openxmlformats.org/drawingml/2006/picture">
+                <pic:pic xmlns:pic="http://schemas.openxmlformats.org/drawingml/2006/picture">
+                  <pic:nvPicPr>
+                    <pic:cNvPr id="1370765234" name=""/>
+                    <pic:cNvPicPr/>
+                  </pic:nvPicPr>
+                  <pic:blipFill>
+                    <a:blip r:embed="rId20"/>
+                    <a:stretch>
+                      <a:fillRect/>
+                    </a:stretch>
+                  </pic:blipFill>
+                  <pic:spPr>
+                    <a:xfrm>
+                      <a:off x="0" y="0"/>
+                      <a:ext cx="5943600" cy="2479040"/>
+                    </a:xfrm>
+                    <a:prstGeom prst="rect">
+                      <a:avLst/>
+                    </a:prstGeom>
+                  </pic:spPr>
+                </pic:pic>
+              </a:graphicData>
+            </a:graphic>
+          </wp:inline>
+        </w:drawing>
+      </w:r>
+    </w:p>
+    <w:p>
+      <w:pPr>
+        <w:ind w:left="360"/>
+      </w:pPr>
+    </w:p>
+    <w:p>
+      <w:pPr>
+        <w:ind w:left="360"/>
+      </w:pPr>
+      <w:r>
+        <w:t xml:space="preserve">Here it looks like the word “on” attends to sitzt, auf, den, and schultem. Boy also has a bunch of German words it attends to. </w:t>
+      </w:r>
+    </w:p>
+    <w:p>
+      <w:pPr>
+        <w:ind w:left="360"/>
+      </w:pPr>
+      <w:r>
+        <w:drawing>
+          <wp:inline distT="0" distB="0" distL="0" distR="0" wp14:anchorId="76B2043A" wp14:editId="7322E286">
+            <wp:extent cx="5146339" cy="4648200"/>
+            <wp:effectExtent l="0" t="0" r="0" b="0"/>
+            <wp:docPr id="329852261" name="Picture 1"/>
+            <wp:cNvGraphicFramePr>
+              <a:graphicFrameLocks xmlns:a="http://schemas.openxmlformats.org/drawingml/2006/main" noChangeAspect="1"/>
+            </wp:cNvGraphicFramePr>
+            <a:graphic xmlns:a="http://schemas.openxmlformats.org/drawingml/2006/main">
+              <a:graphicData uri="http://schemas.openxmlformats.org/drawingml/2006/picture">
+                <pic:pic xmlns:pic="http://schemas.openxmlformats.org/drawingml/2006/picture">
+                  <pic:nvPicPr>
+                    <pic:cNvPr id="329852261" name=""/>
+                    <pic:cNvPicPr/>
+                  </pic:nvPicPr>
+                  <pic:blipFill>
+                    <a:blip r:embed="rId21"/>
+                    <a:stretch>
+                      <a:fillRect/>
+                    </a:stretch>
+                  </pic:blipFill>
+                  <pic:spPr>
+                    <a:xfrm>
+                      <a:off x="0" y="0"/>
+                      <a:ext cx="5154812" cy="4655853"/>
+                    </a:xfrm>
+                    <a:prstGeom prst="rect">
+                      <a:avLst/>
+                    </a:prstGeom>
+                  </pic:spPr>
+                </pic:pic>
+              </a:graphicData>
+            </a:graphic>
+          </wp:inline>
+        </w:drawing>
+      </w:r>
+    </w:p>
+    <w:p>
+      <w:pPr>
+        <w:ind w:left="360"/>
+      </w:pPr>
+      <w:r>
+        <w:lastRenderedPageBreak/>
+        <w:t xml:space="preserve">It is interesting that </w:t>
+      </w:r>
+      <w:r>
+        <w:t>“</w:t>
+      </w:r>
+      <w:r>
+        <w:t>,</w:t>
+      </w:r>
+      <w:r>
+        <w:t>”</w:t>
+      </w:r>
+      <w:r>
+        <w:t xml:space="preserve"> </w:t>
+      </w:r>
+      <w:r>
+        <w:t>attends across the board. “She” is also pretty wide, and the color cuts out and comes back. Probably do to referencing her</w:t>
+      </w:r>
+      <w:r>
+        <w:t xml:space="preserve"> later in the sentince</w:t>
+      </w:r>
+      <w:r>
+        <w:t xml:space="preserve">. </w:t>
+      </w:r>
+    </w:p>
+    <w:p>
+      <w:pPr>
+        <w:ind w:left="360"/>
+      </w:pPr>
+      <w:r>
+        <w:drawing>
+          <wp:inline distT="0" distB="0" distL="0" distR="0" wp14:anchorId="053380F2" wp14:editId="054195E9">
+            <wp:extent cx="5943600" cy="3576955"/>
+            <wp:effectExtent l="0" t="0" r="0" b="4445"/>
+            <wp:docPr id="977991241" name="Picture 1"/>
+            <wp:cNvGraphicFramePr>
+              <a:graphicFrameLocks xmlns:a="http://schemas.openxmlformats.org/drawingml/2006/main" noChangeAspect="1"/>
+            </wp:cNvGraphicFramePr>
+            <a:graphic xmlns:a="http://schemas.openxmlformats.org/drawingml/2006/main">
+              <a:graphicData uri="http://schemas.openxmlformats.org/drawingml/2006/picture">
+                <pic:pic xmlns:pic="http://schemas.openxmlformats.org/drawingml/2006/picture">
+                  <pic:nvPicPr>
+                    <pic:cNvPr id="977991241" name=""/>
+                    <pic:cNvPicPr/>
+                  </pic:nvPicPr>
+                  <pic:blipFill>
+                    <a:blip r:embed="rId22"/>
+                    <a:stretch>
+                      <a:fillRect/>
+                    </a:stretch>
+                  </pic:blipFill>
+                  <pic:spPr>
+                    <a:xfrm>
+                      <a:off x="0" y="0"/>
+                      <a:ext cx="5943600" cy="3576955"/>
                     </a:xfrm>
                     <a:prstGeom prst="rect">
                       <a:avLst/>

--- a/HW2Report.docx
+++ b/HW2Report.docx
@@ -120,7 +120,15 @@
         <w:t xml:space="preserve">Q9. </w:t>
       </w:r>
       <w:r>
-        <w:t>Integrate wandb logging</w:t>
+        <w:t xml:space="preserve">Integrate </w:t>
+      </w:r>
+      <w:proofErr w:type="spellStart"/>
+      <w:r>
+        <w:t>wandb</w:t>
+      </w:r>
+      <w:proofErr w:type="spellEnd"/>
+      <w:r>
+        <w:t xml:space="preserve"> logging</w:t>
       </w:r>
     </w:p>
     <w:p>
@@ -363,7 +371,15 @@
         <w:t xml:space="preserve"> </w:t>
       </w:r>
       <w:r>
-        <w:t>How many words did you encounter that did not have GloVe embeddings?</w:t>
+        <w:t xml:space="preserve">How many words did you encounter that did not have </w:t>
+      </w:r>
+      <w:proofErr w:type="spellStart"/>
+      <w:r>
+        <w:t>GloVe</w:t>
+      </w:r>
+      <w:proofErr w:type="spellEnd"/>
+      <w:r>
+        <w:t xml:space="preserve"> embeddings?</w:t>
       </w:r>
     </w:p>
     <w:p>
@@ -392,7 +408,47 @@
     </w:p>
     <w:p>
       <w:r>
-        <w:t>'akkab", 'jubur', 'batawi', 'sarhid', 'clientelage'</w:t>
+        <w:t>'</w:t>
+      </w:r>
+      <w:proofErr w:type="spellStart"/>
+      <w:r>
+        <w:t>akkab</w:t>
+      </w:r>
+      <w:proofErr w:type="spellEnd"/>
+      <w:r>
+        <w:t>", '</w:t>
+      </w:r>
+      <w:proofErr w:type="spellStart"/>
+      <w:r>
+        <w:t>jubur</w:t>
+      </w:r>
+      <w:proofErr w:type="spellEnd"/>
+      <w:r>
+        <w:t>', '</w:t>
+      </w:r>
+      <w:proofErr w:type="spellStart"/>
+      <w:r>
+        <w:t>batawi</w:t>
+      </w:r>
+      <w:proofErr w:type="spellEnd"/>
+      <w:r>
+        <w:t>', '</w:t>
+      </w:r>
+      <w:proofErr w:type="spellStart"/>
+      <w:r>
+        <w:t>sarhid</w:t>
+      </w:r>
+      <w:proofErr w:type="spellEnd"/>
+      <w:r>
+        <w:t>', '</w:t>
+      </w:r>
+      <w:proofErr w:type="spellStart"/>
+      <w:r>
+        <w:t>clientelage</w:t>
+      </w:r>
+      <w:proofErr w:type="spellEnd"/>
+      <w:r>
+        <w:t>'</w:t>
       </w:r>
     </w:p>
     <w:p>
@@ -404,7 +460,23 @@
         </w:numPr>
       </w:pPr>
       <w:r>
-        <w:t>You can see in the graphs below, when you use the glove embeds, they will have faster improvements with a better over all accuracy gain. It is interesting to see in the loss/val set the loss becomes higher over time with glove being true.</w:t>
+        <w:t xml:space="preserve">You can see in the graphs below, when you use the glove embeds, they will have faster improvements with a better </w:t>
+      </w:r>
+      <w:proofErr w:type="spellStart"/>
+      <w:r>
+        <w:t>over all</w:t>
+      </w:r>
+      <w:proofErr w:type="spellEnd"/>
+      <w:r>
+        <w:t xml:space="preserve"> accuracy gain. It is interesting to see in the loss/</w:t>
+      </w:r>
+      <w:proofErr w:type="spellStart"/>
+      <w:r>
+        <w:t>val</w:t>
+      </w:r>
+      <w:proofErr w:type="spellEnd"/>
+      <w:r>
+        <w:t xml:space="preserve"> set the loss becomes higher over time with glove being true.</w:t>
       </w:r>
     </w:p>
     <w:p>
@@ -795,6 +867,9 @@
         <w:ind w:left="360"/>
       </w:pPr>
       <w:r>
+        <w:rPr>
+          <w:noProof/>
+        </w:rPr>
         <w:drawing>
           <wp:inline distT="0" distB="0" distL="0" distR="0" wp14:anchorId="2960B065" wp14:editId="4B949809">
             <wp:extent cx="5943600" cy="2566670"/>
@@ -837,6 +912,9 @@
         <w:ind w:left="360"/>
       </w:pPr>
       <w:r>
+        <w:rPr>
+          <w:noProof/>
+        </w:rPr>
         <w:lastRenderedPageBreak/>
         <w:drawing>
           <wp:inline distT="0" distB="0" distL="0" distR="0" wp14:anchorId="0F347BDE" wp14:editId="6D4DA83F">
@@ -885,7 +963,23 @@
         <w:ind w:left="360"/>
       </w:pPr>
       <w:r>
-        <w:t xml:space="preserve">Here it looks like the word “on” attends to sitzt, auf, den, and schultem. Boy also has a bunch of German words it attends to. </w:t>
+        <w:t xml:space="preserve">Here it looks like the word “on” attends to </w:t>
+      </w:r>
+      <w:proofErr w:type="spellStart"/>
+      <w:r>
+        <w:t>sitzt</w:t>
+      </w:r>
+      <w:proofErr w:type="spellEnd"/>
+      <w:r>
+        <w:t xml:space="preserve">, auf, den, and </w:t>
+      </w:r>
+      <w:proofErr w:type="spellStart"/>
+      <w:r>
+        <w:t>schultem</w:t>
+      </w:r>
+      <w:proofErr w:type="spellEnd"/>
+      <w:r>
+        <w:t xml:space="preserve">. Boy also has a bunch of German words it attends to. </w:t>
       </w:r>
     </w:p>
     <w:p>
@@ -893,6 +987,9 @@
         <w:ind w:left="360"/>
       </w:pPr>
       <w:r>
+        <w:rPr>
+          <w:noProof/>
+        </w:rPr>
         <w:drawing>
           <wp:inline distT="0" distB="0" distL="0" distR="0" wp14:anchorId="76B2043A" wp14:editId="7322E286">
             <wp:extent cx="5146339" cy="4648200"/>
@@ -954,8 +1051,13 @@
         <w:t>attends across the board. “She” is also pretty wide, and the color cuts out and comes back. Probably do to referencing her</w:t>
       </w:r>
       <w:r>
-        <w:t xml:space="preserve"> later in the sentince</w:t>
-      </w:r>
+        <w:t xml:space="preserve"> later in the </w:t>
+      </w:r>
+      <w:proofErr w:type="spellStart"/>
+      <w:r>
+        <w:t>sentince</w:t>
+      </w:r>
+      <w:proofErr w:type="spellEnd"/>
       <w:r>
         <w:t xml:space="preserve">. </w:t>
       </w:r>
@@ -965,6 +1067,9 @@
         <w:ind w:left="360"/>
       </w:pPr>
       <w:r>
+        <w:rPr>
+          <w:noProof/>
+        </w:rPr>
         <w:drawing>
           <wp:inline distT="0" distB="0" distL="0" distR="0" wp14:anchorId="053380F2" wp14:editId="054195E9">
             <wp:extent cx="5943600" cy="3576955"/>
@@ -1000,6 +1105,130 @@
             </a:graphic>
           </wp:inline>
         </w:drawing>
+      </w:r>
+    </w:p>
+    <w:p>
+      <w:pPr>
+        <w:ind w:left="360"/>
+      </w:pPr>
+      <w:r>
+        <w:t>Q21.</w:t>
+      </w:r>
+    </w:p>
+    <w:p>
+      <w:pPr>
+        <w:ind w:left="360"/>
+      </w:pPr>
+      <w:r>
+        <w:t xml:space="preserve">When switching between </w:t>
+      </w:r>
+      <w:r>
+        <w:t>dot</w:t>
+      </w:r>
+      <w:r>
+        <w:t xml:space="preserve"> </w:t>
+      </w:r>
+      <w:r>
+        <w:t>product</w:t>
+      </w:r>
+      <w:r>
+        <w:t xml:space="preserve">, mean, and none, you can see the light blue line which is the attention line, performs the best. </w:t>
+      </w:r>
+      <w:r>
+        <w:t xml:space="preserve">Followed by none, then mean. </w:t>
+      </w:r>
+    </w:p>
+    <w:p>
+      <w:pPr>
+        <w:ind w:left="360"/>
+      </w:pPr>
+      <w:r>
+        <w:drawing>
+          <wp:inline distT="0" distB="0" distL="0" distR="0" wp14:anchorId="23C21DF2" wp14:editId="6F4BC674">
+            <wp:extent cx="4669037" cy="2952750"/>
+            <wp:effectExtent l="0" t="0" r="0" b="0"/>
+            <wp:docPr id="1581888417" name="Picture 1"/>
+            <wp:cNvGraphicFramePr>
+              <a:graphicFrameLocks xmlns:a="http://schemas.openxmlformats.org/drawingml/2006/main" noChangeAspect="1"/>
+            </wp:cNvGraphicFramePr>
+            <a:graphic xmlns:a="http://schemas.openxmlformats.org/drawingml/2006/main">
+              <a:graphicData uri="http://schemas.openxmlformats.org/drawingml/2006/picture">
+                <pic:pic xmlns:pic="http://schemas.openxmlformats.org/drawingml/2006/picture">
+                  <pic:nvPicPr>
+                    <pic:cNvPr id="1581888417" name=""/>
+                    <pic:cNvPicPr/>
+                  </pic:nvPicPr>
+                  <pic:blipFill>
+                    <a:blip r:embed="rId23"/>
+                    <a:stretch>
+                      <a:fillRect/>
+                    </a:stretch>
+                  </pic:blipFill>
+                  <pic:spPr>
+                    <a:xfrm>
+                      <a:off x="0" y="0"/>
+                      <a:ext cx="4675925" cy="2957106"/>
+                    </a:xfrm>
+                    <a:prstGeom prst="rect">
+                      <a:avLst/>
+                    </a:prstGeom>
+                  </pic:spPr>
+                </pic:pic>
+              </a:graphicData>
+            </a:graphic>
+          </wp:inline>
+        </w:drawing>
+      </w:r>
+    </w:p>
+    <w:p>
+      <w:pPr>
+        <w:ind w:left="360"/>
+      </w:pPr>
+      <w:r>
+        <w:lastRenderedPageBreak/>
+        <w:drawing>
+          <wp:inline distT="0" distB="0" distL="0" distR="0" wp14:anchorId="25EA587F" wp14:editId="2A51CB37">
+            <wp:extent cx="4810796" cy="3010320"/>
+            <wp:effectExtent l="0" t="0" r="8890" b="0"/>
+            <wp:docPr id="1173981748" name="Picture 1"/>
+            <wp:cNvGraphicFramePr>
+              <a:graphicFrameLocks xmlns:a="http://schemas.openxmlformats.org/drawingml/2006/main" noChangeAspect="1"/>
+            </wp:cNvGraphicFramePr>
+            <a:graphic xmlns:a="http://schemas.openxmlformats.org/drawingml/2006/main">
+              <a:graphicData uri="http://schemas.openxmlformats.org/drawingml/2006/picture">
+                <pic:pic xmlns:pic="http://schemas.openxmlformats.org/drawingml/2006/picture">
+                  <pic:nvPicPr>
+                    <pic:cNvPr id="1173981748" name=""/>
+                    <pic:cNvPicPr/>
+                  </pic:nvPicPr>
+                  <pic:blipFill>
+                    <a:blip r:embed="rId24"/>
+                    <a:stretch>
+                      <a:fillRect/>
+                    </a:stretch>
+                  </pic:blipFill>
+                  <pic:spPr>
+                    <a:xfrm>
+                      <a:off x="0" y="0"/>
+                      <a:ext cx="4810796" cy="3010320"/>
+                    </a:xfrm>
+                    <a:prstGeom prst="rect">
+                      <a:avLst/>
+                    </a:prstGeom>
+                  </pic:spPr>
+                </pic:pic>
+              </a:graphicData>
+            </a:graphic>
+          </wp:inline>
+        </w:drawing>
+      </w:r>
+    </w:p>
+    <w:p>
+      <w:pPr>
+        <w:ind w:left="360"/>
+      </w:pPr>
+      <w:r>
+        <w:t>Q22.</w:t>
       </w:r>
     </w:p>
     <w:sectPr>
@@ -1712,7 +1941,6 @@
   <w:style w:type="character" w:default="1" w:styleId="DefaultParagraphFont">
     <w:name w:val="Default Paragraph Font"/>
     <w:uiPriority w:val="1"/>
-    <w:semiHidden/>
     <w:unhideWhenUsed/>
   </w:style>
   <w:style w:type="table" w:default="1" w:styleId="TableNormal">

--- a/HW2Report.docx
+++ b/HW2Report.docx
@@ -120,15 +120,7 @@
         <w:t xml:space="preserve">Q9. </w:t>
       </w:r>
       <w:r>
-        <w:t xml:space="preserve">Integrate </w:t>
-      </w:r>
-      <w:proofErr w:type="spellStart"/>
-      <w:r>
-        <w:t>wandb</w:t>
-      </w:r>
-      <w:proofErr w:type="spellEnd"/>
-      <w:r>
-        <w:t xml:space="preserve"> logging</w:t>
+        <w:t>Integrate wandb logging</w:t>
       </w:r>
     </w:p>
     <w:p>
@@ -371,15 +363,7 @@
         <w:t xml:space="preserve"> </w:t>
       </w:r>
       <w:r>
-        <w:t xml:space="preserve">How many words did you encounter that did not have </w:t>
-      </w:r>
-      <w:proofErr w:type="spellStart"/>
-      <w:r>
-        <w:t>GloVe</w:t>
-      </w:r>
-      <w:proofErr w:type="spellEnd"/>
-      <w:r>
-        <w:t xml:space="preserve"> embeddings?</w:t>
+        <w:t>How many words did you encounter that did not have GloVe embeddings?</w:t>
       </w:r>
     </w:p>
     <w:p>
@@ -408,47 +392,7 @@
     </w:p>
     <w:p>
       <w:r>
-        <w:t>'</w:t>
-      </w:r>
-      <w:proofErr w:type="spellStart"/>
-      <w:r>
-        <w:t>akkab</w:t>
-      </w:r>
-      <w:proofErr w:type="spellEnd"/>
-      <w:r>
-        <w:t>", '</w:t>
-      </w:r>
-      <w:proofErr w:type="spellStart"/>
-      <w:r>
-        <w:t>jubur</w:t>
-      </w:r>
-      <w:proofErr w:type="spellEnd"/>
-      <w:r>
-        <w:t>', '</w:t>
-      </w:r>
-      <w:proofErr w:type="spellStart"/>
-      <w:r>
-        <w:t>batawi</w:t>
-      </w:r>
-      <w:proofErr w:type="spellEnd"/>
-      <w:r>
-        <w:t>', '</w:t>
-      </w:r>
-      <w:proofErr w:type="spellStart"/>
-      <w:r>
-        <w:t>sarhid</w:t>
-      </w:r>
-      <w:proofErr w:type="spellEnd"/>
-      <w:r>
-        <w:t>', '</w:t>
-      </w:r>
-      <w:proofErr w:type="spellStart"/>
-      <w:r>
-        <w:t>clientelage</w:t>
-      </w:r>
-      <w:proofErr w:type="spellEnd"/>
-      <w:r>
-        <w:t>'</w:t>
+        <w:t>'akkab", 'jubur', 'batawi', 'sarhid', 'clientelage'</w:t>
       </w:r>
     </w:p>
     <w:p>
@@ -460,23 +404,7 @@
         </w:numPr>
       </w:pPr>
       <w:r>
-        <w:t xml:space="preserve">You can see in the graphs below, when you use the glove embeds, they will have faster improvements with a better </w:t>
-      </w:r>
-      <w:proofErr w:type="spellStart"/>
-      <w:r>
-        <w:t>over all</w:t>
-      </w:r>
-      <w:proofErr w:type="spellEnd"/>
-      <w:r>
-        <w:t xml:space="preserve"> accuracy gain. It is interesting to see in the loss/</w:t>
-      </w:r>
-      <w:proofErr w:type="spellStart"/>
-      <w:r>
-        <w:t>val</w:t>
-      </w:r>
-      <w:proofErr w:type="spellEnd"/>
-      <w:r>
-        <w:t xml:space="preserve"> set the loss becomes higher over time with glove being true.</w:t>
+        <w:t>You can see in the graphs below, when you use the glove embeds, they will have faster improvements with a better over all accuracy gain. It is interesting to see in the loss/val set the loss becomes higher over time with glove being true.</w:t>
       </w:r>
     </w:p>
     <w:p>
@@ -963,23 +891,7 @@
         <w:ind w:left="360"/>
       </w:pPr>
       <w:r>
-        <w:t xml:space="preserve">Here it looks like the word “on” attends to </w:t>
-      </w:r>
-      <w:proofErr w:type="spellStart"/>
-      <w:r>
-        <w:t>sitzt</w:t>
-      </w:r>
-      <w:proofErr w:type="spellEnd"/>
-      <w:r>
-        <w:t xml:space="preserve">, auf, den, and </w:t>
-      </w:r>
-      <w:proofErr w:type="spellStart"/>
-      <w:r>
-        <w:t>schultem</w:t>
-      </w:r>
-      <w:proofErr w:type="spellEnd"/>
-      <w:r>
-        <w:t xml:space="preserve">. Boy also has a bunch of German words it attends to. </w:t>
+        <w:t xml:space="preserve">Here it looks like the word “on” attends to sitzt, auf, den, and schultem. Boy also has a bunch of German words it attends to. </w:t>
       </w:r>
     </w:p>
     <w:p>
@@ -1051,13 +963,8 @@
         <w:t>attends across the board. “She” is also pretty wide, and the color cuts out and comes back. Probably do to referencing her</w:t>
       </w:r>
       <w:r>
-        <w:t xml:space="preserve"> later in the </w:t>
-      </w:r>
-      <w:proofErr w:type="spellStart"/>
-      <w:r>
-        <w:t>sentince</w:t>
-      </w:r>
-      <w:proofErr w:type="spellEnd"/>
+        <w:t xml:space="preserve"> later in the sentince</w:t>
+      </w:r>
       <w:r>
         <w:t xml:space="preserve">. </w:t>
       </w:r>
@@ -1143,6 +1050,9 @@
         <w:ind w:left="360"/>
       </w:pPr>
       <w:r>
+        <w:rPr>
+          <w:noProof/>
+        </w:rPr>
         <w:drawing>
           <wp:inline distT="0" distB="0" distL="0" distR="0" wp14:anchorId="23C21DF2" wp14:editId="6F4BC674">
             <wp:extent cx="4669037" cy="2952750"/>
@@ -1185,6 +1095,9 @@
         <w:ind w:left="360"/>
       </w:pPr>
       <w:r>
+        <w:rPr>
+          <w:noProof/>
+        </w:rPr>
         <w:lastRenderedPageBreak/>
         <w:drawing>
           <wp:inline distT="0" distB="0" distL="0" distR="0" wp14:anchorId="25EA587F" wp14:editId="2A51CB37">
@@ -1229,6 +1142,146 @@
       </w:pPr>
       <w:r>
         <w:t>Q22.</w:t>
+      </w:r>
+    </w:p>
+    <w:p>
+      <w:pPr>
+        <w:ind w:left="360"/>
+      </w:pPr>
+      <w:r>
+        <w:t xml:space="preserve">Removing dropout helps train but messes up val. I am assuming it is over training and overfitting on the train data and when you have the new val data, is it just trying to fit too much around the training data. </w:t>
+      </w:r>
+    </w:p>
+    <w:p>
+      <w:pPr>
+        <w:ind w:left="360"/>
+      </w:pPr>
+    </w:p>
+    <w:p>
+      <w:pPr>
+        <w:ind w:left="360"/>
+      </w:pPr>
+      <w:r>
+        <w:drawing>
+          <wp:inline distT="0" distB="0" distL="0" distR="0" wp14:anchorId="036D354F" wp14:editId="0FA2CF99">
+            <wp:extent cx="4982270" cy="3067478"/>
+            <wp:effectExtent l="0" t="0" r="8890" b="0"/>
+            <wp:docPr id="361552140" name="Picture 1"/>
+            <wp:cNvGraphicFramePr>
+              <a:graphicFrameLocks xmlns:a="http://schemas.openxmlformats.org/drawingml/2006/main" noChangeAspect="1"/>
+            </wp:cNvGraphicFramePr>
+            <a:graphic xmlns:a="http://schemas.openxmlformats.org/drawingml/2006/main">
+              <a:graphicData uri="http://schemas.openxmlformats.org/drawingml/2006/picture">
+                <pic:pic xmlns:pic="http://schemas.openxmlformats.org/drawingml/2006/picture">
+                  <pic:nvPicPr>
+                    <pic:cNvPr id="361552140" name=""/>
+                    <pic:cNvPicPr/>
+                  </pic:nvPicPr>
+                  <pic:blipFill>
+                    <a:blip r:embed="rId25"/>
+                    <a:stretch>
+                      <a:fillRect/>
+                    </a:stretch>
+                  </pic:blipFill>
+                  <pic:spPr>
+                    <a:xfrm>
+                      <a:off x="0" y="0"/>
+                      <a:ext cx="4982270" cy="3067478"/>
+                    </a:xfrm>
+                    <a:prstGeom prst="rect">
+                      <a:avLst/>
+                    </a:prstGeom>
+                  </pic:spPr>
+                </pic:pic>
+              </a:graphicData>
+            </a:graphic>
+          </wp:inline>
+        </w:drawing>
+      </w:r>
+    </w:p>
+    <w:p>
+      <w:pPr>
+        <w:ind w:left="360"/>
+      </w:pPr>
+      <w:r>
+        <w:lastRenderedPageBreak/>
+        <w:drawing>
+          <wp:inline distT="0" distB="0" distL="0" distR="0" wp14:anchorId="214B095B" wp14:editId="56B2BAC7">
+            <wp:extent cx="4867954" cy="3000794"/>
+            <wp:effectExtent l="0" t="0" r="0" b="9525"/>
+            <wp:docPr id="127474743" name="Picture 1"/>
+            <wp:cNvGraphicFramePr>
+              <a:graphicFrameLocks xmlns:a="http://schemas.openxmlformats.org/drawingml/2006/main" noChangeAspect="1"/>
+            </wp:cNvGraphicFramePr>
+            <a:graphic xmlns:a="http://schemas.openxmlformats.org/drawingml/2006/main">
+              <a:graphicData uri="http://schemas.openxmlformats.org/drawingml/2006/picture">
+                <pic:pic xmlns:pic="http://schemas.openxmlformats.org/drawingml/2006/picture">
+                  <pic:nvPicPr>
+                    <pic:cNvPr id="127474743" name=""/>
+                    <pic:cNvPicPr/>
+                  </pic:nvPicPr>
+                  <pic:blipFill>
+                    <a:blip r:embed="rId26"/>
+                    <a:stretch>
+                      <a:fillRect/>
+                    </a:stretch>
+                  </pic:blipFill>
+                  <pic:spPr>
+                    <a:xfrm>
+                      <a:off x="0" y="0"/>
+                      <a:ext cx="4867954" cy="3000794"/>
+                    </a:xfrm>
+                    <a:prstGeom prst="rect">
+                      <a:avLst/>
+                    </a:prstGeom>
+                  </pic:spPr>
+                </pic:pic>
+              </a:graphicData>
+            </a:graphic>
+          </wp:inline>
+        </w:drawing>
+      </w:r>
+    </w:p>
+    <w:p>
+      <w:pPr>
+        <w:ind w:left="360"/>
+      </w:pPr>
+      <w:r>
+        <w:drawing>
+          <wp:inline distT="0" distB="0" distL="0" distR="0" wp14:anchorId="1F49A9EB" wp14:editId="680866C6">
+            <wp:extent cx="4887007" cy="3038899"/>
+            <wp:effectExtent l="0" t="0" r="8890" b="9525"/>
+            <wp:docPr id="1229081741" name="Picture 1"/>
+            <wp:cNvGraphicFramePr>
+              <a:graphicFrameLocks xmlns:a="http://schemas.openxmlformats.org/drawingml/2006/main" noChangeAspect="1"/>
+            </wp:cNvGraphicFramePr>
+            <a:graphic xmlns:a="http://schemas.openxmlformats.org/drawingml/2006/main">
+              <a:graphicData uri="http://schemas.openxmlformats.org/drawingml/2006/picture">
+                <pic:pic xmlns:pic="http://schemas.openxmlformats.org/drawingml/2006/picture">
+                  <pic:nvPicPr>
+                    <pic:cNvPr id="1229081741" name=""/>
+                    <pic:cNvPicPr/>
+                  </pic:nvPicPr>
+                  <pic:blipFill>
+                    <a:blip r:embed="rId27"/>
+                    <a:stretch>
+                      <a:fillRect/>
+                    </a:stretch>
+                  </pic:blipFill>
+                  <pic:spPr>
+                    <a:xfrm>
+                      <a:off x="0" y="0"/>
+                      <a:ext cx="4887007" cy="3038899"/>
+                    </a:xfrm>
+                    <a:prstGeom prst="rect">
+                      <a:avLst/>
+                    </a:prstGeom>
+                  </pic:spPr>
+                </pic:pic>
+              </a:graphicData>
+            </a:graphic>
+          </wp:inline>
+        </w:drawing>
       </w:r>
     </w:p>
     <w:sectPr>
@@ -1941,6 +1994,7 @@
   <w:style w:type="character" w:default="1" w:styleId="DefaultParagraphFont">
     <w:name w:val="Default Paragraph Font"/>
     <w:uiPriority w:val="1"/>
+    <w:semiHidden/>
     <w:unhideWhenUsed/>
   </w:style>
   <w:style w:type="table" w:default="1" w:styleId="TableNormal">

--- a/HW2Report.docx
+++ b/HW2Report.docx
@@ -120,7 +120,15 @@
         <w:t xml:space="preserve">Q9. </w:t>
       </w:r>
       <w:r>
-        <w:t>Integrate wandb logging</w:t>
+        <w:t xml:space="preserve">Integrate </w:t>
+      </w:r>
+      <w:proofErr w:type="spellStart"/>
+      <w:r>
+        <w:t>wandb</w:t>
+      </w:r>
+      <w:proofErr w:type="spellEnd"/>
+      <w:r>
+        <w:t xml:space="preserve"> logging</w:t>
       </w:r>
     </w:p>
     <w:p>
@@ -346,8 +354,13 @@
       <w:r>
         <w:t xml:space="preserve">You can also see with too many layers the accuracy can also get worse if you don’t have enough training data. </w:t>
       </w:r>
-      <w:r>
-        <w:t>Also the loss in the second graph stays high when you don’t have the residual connection.</w:t>
+      <w:proofErr w:type="gramStart"/>
+      <w:r>
+        <w:t>Also</w:t>
+      </w:r>
+      <w:proofErr w:type="gramEnd"/>
+      <w:r>
+        <w:t xml:space="preserve"> the loss in the second graph stays high when you don’t have the residual connection.</w:t>
       </w:r>
     </w:p>
     <w:p/>
@@ -363,7 +376,15 @@
         <w:t xml:space="preserve"> </w:t>
       </w:r>
       <w:r>
-        <w:t>How many words did you encounter that did not have GloVe embeddings?</w:t>
+        <w:t xml:space="preserve">How many words did you encounter that did not have </w:t>
+      </w:r>
+      <w:proofErr w:type="spellStart"/>
+      <w:r>
+        <w:t>GloVe</w:t>
+      </w:r>
+      <w:proofErr w:type="spellEnd"/>
+      <w:r>
+        <w:t xml:space="preserve"> embeddings?</w:t>
       </w:r>
     </w:p>
     <w:p>
@@ -392,7 +413,47 @@
     </w:p>
     <w:p>
       <w:r>
-        <w:t>'akkab", 'jubur', 'batawi', 'sarhid', 'clientelage'</w:t>
+        <w:t>'</w:t>
+      </w:r>
+      <w:proofErr w:type="spellStart"/>
+      <w:r>
+        <w:t>akkab</w:t>
+      </w:r>
+      <w:proofErr w:type="spellEnd"/>
+      <w:r>
+        <w:t>", '</w:t>
+      </w:r>
+      <w:proofErr w:type="spellStart"/>
+      <w:r>
+        <w:t>jubur</w:t>
+      </w:r>
+      <w:proofErr w:type="spellEnd"/>
+      <w:r>
+        <w:t>', '</w:t>
+      </w:r>
+      <w:proofErr w:type="spellStart"/>
+      <w:r>
+        <w:t>batawi</w:t>
+      </w:r>
+      <w:proofErr w:type="spellEnd"/>
+      <w:r>
+        <w:t>', '</w:t>
+      </w:r>
+      <w:proofErr w:type="spellStart"/>
+      <w:r>
+        <w:t>sarhid</w:t>
+      </w:r>
+      <w:proofErr w:type="spellEnd"/>
+      <w:r>
+        <w:t>', '</w:t>
+      </w:r>
+      <w:proofErr w:type="spellStart"/>
+      <w:r>
+        <w:t>clientelage</w:t>
+      </w:r>
+      <w:proofErr w:type="spellEnd"/>
+      <w:r>
+        <w:t>'</w:t>
       </w:r>
     </w:p>
     <w:p>
@@ -404,7 +465,25 @@
         </w:numPr>
       </w:pPr>
       <w:r>
-        <w:t>You can see in the graphs below, when you use the glove embeds, they will have faster improvements with a better over all accuracy gain. It is interesting to see in the loss/val set the loss becomes higher over time with glove being true.</w:t>
+        <w:t xml:space="preserve">You can see in the graphs below, when you use the glove embeds, they will have faster improvements with a better </w:t>
+      </w:r>
+      <w:proofErr w:type="spellStart"/>
+      <w:proofErr w:type="gramStart"/>
+      <w:r>
+        <w:t>over all</w:t>
+      </w:r>
+      <w:proofErr w:type="spellEnd"/>
+      <w:proofErr w:type="gramEnd"/>
+      <w:r>
+        <w:t xml:space="preserve"> accuracy gain. It is interesting to see in the loss/</w:t>
+      </w:r>
+      <w:proofErr w:type="spellStart"/>
+      <w:r>
+        <w:t>val</w:t>
+      </w:r>
+      <w:proofErr w:type="spellEnd"/>
+      <w:r>
+        <w:t xml:space="preserve"> set the loss becomes higher over time with glove being true.</w:t>
       </w:r>
     </w:p>
     <w:p>
@@ -782,7 +861,15 @@
         <w:t>Q20.</w:t>
       </w:r>
       <w:r>
-        <w:t xml:space="preserve"> Here is the accuracy and training for the attention patterns.</w:t>
+        <w:t xml:space="preserve"> Here </w:t>
+      </w:r>
+      <w:proofErr w:type="gramStart"/>
+      <w:r>
+        <w:t>is</w:t>
+      </w:r>
+      <w:proofErr w:type="gramEnd"/>
+      <w:r>
+        <w:t xml:space="preserve"> the accuracy and training for the attention patterns.</w:t>
       </w:r>
     </w:p>
     <w:p>
@@ -891,7 +978,23 @@
         <w:ind w:left="360"/>
       </w:pPr>
       <w:r>
-        <w:t xml:space="preserve">Here it looks like the word “on” attends to sitzt, auf, den, and schultem. Boy also has a bunch of German words it attends to. </w:t>
+        <w:t xml:space="preserve">Here it looks like the word “on” attends to </w:t>
+      </w:r>
+      <w:proofErr w:type="spellStart"/>
+      <w:r>
+        <w:t>sitzt</w:t>
+      </w:r>
+      <w:proofErr w:type="spellEnd"/>
+      <w:r>
+        <w:t xml:space="preserve">, auf, den, and </w:t>
+      </w:r>
+      <w:proofErr w:type="spellStart"/>
+      <w:r>
+        <w:t>schultem</w:t>
+      </w:r>
+      <w:proofErr w:type="spellEnd"/>
+      <w:r>
+        <w:t xml:space="preserve">. Boy also has a bunch of German words it attends to. </w:t>
       </w:r>
     </w:p>
     <w:p>
@@ -960,11 +1063,24 @@
         <w:t xml:space="preserve"> </w:t>
       </w:r>
       <w:r>
-        <w:t>attends across the board. “She” is also pretty wide, and the color cuts out and comes back. Probably do to referencing her</w:t>
-      </w:r>
-      <w:r>
-        <w:t xml:space="preserve"> later in the sentince</w:t>
-      </w:r>
+        <w:t xml:space="preserve">attends across the board. “She” is also </w:t>
+      </w:r>
+      <w:proofErr w:type="gramStart"/>
+      <w:r>
+        <w:t>pretty wide</w:t>
+      </w:r>
+      <w:proofErr w:type="gramEnd"/>
+      <w:r>
+        <w:t>, and the color cuts out and comes back. Probably do to referencing her</w:t>
+      </w:r>
+      <w:r>
+        <w:t xml:space="preserve"> later in the </w:t>
+      </w:r>
+      <w:proofErr w:type="spellStart"/>
+      <w:r>
+        <w:t>sentince</w:t>
+      </w:r>
+      <w:proofErr w:type="spellEnd"/>
       <w:r>
         <w:t xml:space="preserve">. </w:t>
       </w:r>
@@ -1149,19 +1265,38 @@
         <w:ind w:left="360"/>
       </w:pPr>
       <w:r>
-        <w:t xml:space="preserve">Removing dropout helps train but messes up val. I am assuming it is over training and overfitting on the train data and when you have the new val data, is it just trying to fit too much around the training data. </w:t>
-      </w:r>
-    </w:p>
-    <w:p>
-      <w:pPr>
-        <w:ind w:left="360"/>
-      </w:pPr>
-    </w:p>
-    <w:p>
-      <w:pPr>
-        <w:ind w:left="360"/>
-      </w:pPr>
-      <w:r>
+        <w:t xml:space="preserve">Removing dropout helps train but messes up val. I am assuming it is over training and overfitting on the train data and when you have the new </w:t>
+      </w:r>
+      <w:proofErr w:type="spellStart"/>
+      <w:r>
+        <w:t>val</w:t>
+      </w:r>
+      <w:proofErr w:type="spellEnd"/>
+      <w:r>
+        <w:t xml:space="preserve"> data, </w:t>
+      </w:r>
+      <w:proofErr w:type="gramStart"/>
+      <w:r>
+        <w:t>is it</w:t>
+      </w:r>
+      <w:proofErr w:type="gramEnd"/>
+      <w:r>
+        <w:t xml:space="preserve"> just trying to fit too much around the training data. </w:t>
+      </w:r>
+    </w:p>
+    <w:p>
+      <w:pPr>
+        <w:ind w:left="360"/>
+      </w:pPr>
+    </w:p>
+    <w:p>
+      <w:pPr>
+        <w:ind w:left="360"/>
+      </w:pPr>
+      <w:r>
+        <w:rPr>
+          <w:noProof/>
+        </w:rPr>
         <w:drawing>
           <wp:inline distT="0" distB="0" distL="0" distR="0" wp14:anchorId="036D354F" wp14:editId="0FA2CF99">
             <wp:extent cx="4982270" cy="3067478"/>
@@ -1204,6 +1339,9 @@
         <w:ind w:left="360"/>
       </w:pPr>
       <w:r>
+        <w:rPr>
+          <w:noProof/>
+        </w:rPr>
         <w:lastRenderedPageBreak/>
         <w:drawing>
           <wp:inline distT="0" distB="0" distL="0" distR="0" wp14:anchorId="214B095B" wp14:editId="56B2BAC7">
@@ -1245,8 +1383,19 @@
     <w:p>
       <w:pPr>
         <w:ind w:left="360"/>
-      </w:pPr>
-      <w:r>
+        <w:rPr>
+          <w:noProof/>
+        </w:rPr>
+      </w:pPr>
+    </w:p>
+    <w:p>
+      <w:pPr>
+        <w:ind w:left="360"/>
+      </w:pPr>
+      <w:r>
+        <w:rPr>
+          <w:noProof/>
+        </w:rPr>
         <w:drawing>
           <wp:inline distT="0" distB="0" distL="0" distR="0" wp14:anchorId="1F49A9EB" wp14:editId="680866C6">
             <wp:extent cx="4887007" cy="3038899"/>
@@ -1282,6 +1431,51 @@
             </a:graphic>
           </wp:inline>
         </w:drawing>
+      </w:r>
+    </w:p>
+    <w:p>
+      <w:pPr>
+        <w:ind w:left="360"/>
+      </w:pPr>
+    </w:p>
+    <w:p>
+      <w:pPr>
+        <w:ind w:left="360"/>
+      </w:pPr>
+    </w:p>
+    <w:p>
+      <w:pPr>
+        <w:ind w:left="360"/>
+      </w:pPr>
+    </w:p>
+    <w:p>
+      <w:pPr>
+        <w:ind w:left="360"/>
+      </w:pPr>
+    </w:p>
+    <w:p>
+      <w:pPr>
+        <w:ind w:left="360"/>
+      </w:pPr>
+      <w:r>
+        <w:lastRenderedPageBreak/>
+        <w:t>1. Approximately how many hours did you spend on this assignment?</w:t>
+      </w:r>
+      <w:r>
+        <w:br/>
+        <w:t>2. Would you rate it as easy, moderate, or difficult?</w:t>
+      </w:r>
+      <w:r>
+        <w:br/>
+        <w:t>3. Did you work on it mostly alone or did you discuss the problems with others?</w:t>
+      </w:r>
+      <w:r>
+        <w:br/>
+        <w:t>4. How deeply do you feel you understand the material it covers (0%–100%)?</w:t>
+      </w:r>
+      <w:r>
+        <w:br/>
+        <w:t>5. Any other comments?</w:t>
       </w:r>
     </w:p>
     <w:sectPr>
@@ -1994,7 +2188,6 @@
   <w:style w:type="character" w:default="1" w:styleId="DefaultParagraphFont">
     <w:name w:val="Default Paragraph Font"/>
     <w:uiPriority w:val="1"/>
-    <w:semiHidden/>
     <w:unhideWhenUsed/>
   </w:style>
   <w:style w:type="table" w:default="1" w:styleId="TableNormal">
